--- a/the-wild-oasis.docx
+++ b/the-wild-oasis.docx
@@ -223,6 +223,7 @@
       </w:pPr>
       <w:r>
         <w:rPr>
+          <w:noProof/>
           <w:lang w:val="en-US"/>
         </w:rPr>
         <w:drawing>
@@ -303,6 +304,7 @@
       </w:pPr>
       <w:r>
         <w:rPr>
+          <w:noProof/>
           <w:lang w:val="en-US"/>
         </w:rPr>
         <w:drawing>
@@ -362,6 +364,7 @@
       </w:r>
       <w:r>
         <w:rPr>
+          <w:noProof/>
           <w:lang w:val="en-US"/>
         </w:rPr>
         <w:drawing>
@@ -418,6 +421,472 @@
           <w:lang w:val="en-US"/>
         </w:rPr>
         <w:t>React-hot-toast – toast react library</w:t>
+      </w:r>
+    </w:p>
+    <w:p>
+      <w:pPr>
+        <w:rPr>
+          <w:lang w:val="en-US"/>
+        </w:rPr>
+      </w:pPr>
+    </w:p>
+    <w:p>
+      <w:pPr>
+        <w:rPr>
+          <w:lang w:val="en-US"/>
+        </w:rPr>
+      </w:pPr>
+    </w:p>
+    <w:p>
+      <w:pPr>
+        <w:rPr>
+          <w:lang w:val="en-US"/>
+        </w:rPr>
+      </w:pPr>
+    </w:p>
+    <w:p>
+      <w:pPr>
+        <w:rPr>
+          <w:lang w:val="en-US"/>
+        </w:rPr>
+      </w:pPr>
+    </w:p>
+    <w:p>
+      <w:pPr>
+        <w:rPr>
+          <w:lang w:val="en-US"/>
+        </w:rPr>
+      </w:pPr>
+      <w:r>
+        <w:rPr>
+          <w:b/>
+          <w:bCs/>
+          <w:lang w:val="en-US"/>
+        </w:rPr>
+        <w:lastRenderedPageBreak/>
+        <w:t>The render props pattern</w:t>
+      </w:r>
+      <w:r>
+        <w:rPr>
+          <w:lang w:val="en-US"/>
+        </w:rPr>
+        <w:t xml:space="preserve"> – Allow us to render totally different component in certain component for example order list with different contentents. </w:t>
+      </w:r>
+      <w:r>
+        <w:rPr>
+          <w:lang w:val="en-US"/>
+        </w:rPr>
+        <w:t xml:space="preserve">We need to include render prop as function that allow us to render this list&gt; its not verry offen used but still can be usefull. Mostly we use custom hooks, but this example is perfect for render function. </w:t>
+      </w:r>
+    </w:p>
+    <w:p>
+      <w:pPr>
+        <w:rPr>
+          <w:lang w:val="en-US"/>
+        </w:rPr>
+      </w:pPr>
+    </w:p>
+    <w:p>
+      <w:pPr>
+        <w:rPr>
+          <w:lang w:val="en-US"/>
+        </w:rPr>
+      </w:pPr>
+      <w:r>
+        <w:rPr>
+          <w:lang w:val="en-US"/>
+        </w:rPr>
+        <w:drawing>
+          <wp:inline distT="0" distB="0" distL="0" distR="0" wp14:anchorId="362E42B7" wp14:editId="5C57306F">
+            <wp:extent cx="5760720" cy="3219450"/>
+            <wp:effectExtent l="0" t="0" r="0" b="0"/>
+            <wp:docPr id="1197220460" name="Obraz 1"/>
+            <wp:cNvGraphicFramePr>
+              <a:graphicFrameLocks xmlns:a="http://schemas.openxmlformats.org/drawingml/2006/main" noChangeAspect="1"/>
+            </wp:cNvGraphicFramePr>
+            <a:graphic xmlns:a="http://schemas.openxmlformats.org/drawingml/2006/main">
+              <a:graphicData uri="http://schemas.openxmlformats.org/drawingml/2006/picture">
+                <pic:pic xmlns:pic="http://schemas.openxmlformats.org/drawingml/2006/picture">
+                  <pic:nvPicPr>
+                    <pic:cNvPr id="1197220460" name=""/>
+                    <pic:cNvPicPr/>
+                  </pic:nvPicPr>
+                  <pic:blipFill>
+                    <a:blip r:embed="rId8"/>
+                    <a:stretch>
+                      <a:fillRect/>
+                    </a:stretch>
+                  </pic:blipFill>
+                  <pic:spPr>
+                    <a:xfrm>
+                      <a:off x="0" y="0"/>
+                      <a:ext cx="5760720" cy="3219450"/>
+                    </a:xfrm>
+                    <a:prstGeom prst="rect">
+                      <a:avLst/>
+                    </a:prstGeom>
+                  </pic:spPr>
+                </pic:pic>
+              </a:graphicData>
+            </a:graphic>
+          </wp:inline>
+        </w:drawing>
+      </w:r>
+      <w:r>
+        <w:rPr>
+          <w:lang w:val="en-US"/>
+        </w:rPr>
+        <w:br/>
+      </w:r>
+      <w:r>
+        <w:rPr>
+          <w:lang w:val="en-US"/>
+        </w:rPr>
+        <w:br/>
+      </w:r>
+      <w:r>
+        <w:rPr>
+          <w:lang w:val="en-US"/>
+        </w:rPr>
+        <w:br/>
+      </w:r>
+      <w:r>
+        <w:rPr>
+          <w:lang w:val="en-US"/>
+        </w:rPr>
+        <w:drawing>
+          <wp:inline distT="0" distB="0" distL="0" distR="0" wp14:anchorId="7B77739F" wp14:editId="2F028697">
+            <wp:extent cx="5760720" cy="3638550"/>
+            <wp:effectExtent l="0" t="0" r="0" b="0"/>
+            <wp:docPr id="1238216563" name="Obraz 1"/>
+            <wp:cNvGraphicFramePr>
+              <a:graphicFrameLocks xmlns:a="http://schemas.openxmlformats.org/drawingml/2006/main" noChangeAspect="1"/>
+            </wp:cNvGraphicFramePr>
+            <a:graphic xmlns:a="http://schemas.openxmlformats.org/drawingml/2006/main">
+              <a:graphicData uri="http://schemas.openxmlformats.org/drawingml/2006/picture">
+                <pic:pic xmlns:pic="http://schemas.openxmlformats.org/drawingml/2006/picture">
+                  <pic:nvPicPr>
+                    <pic:cNvPr id="1238216563" name=""/>
+                    <pic:cNvPicPr/>
+                  </pic:nvPicPr>
+                  <pic:blipFill>
+                    <a:blip r:embed="rId9"/>
+                    <a:stretch>
+                      <a:fillRect/>
+                    </a:stretch>
+                  </pic:blipFill>
+                  <pic:spPr>
+                    <a:xfrm>
+                      <a:off x="0" y="0"/>
+                      <a:ext cx="5760720" cy="3638550"/>
+                    </a:xfrm>
+                    <a:prstGeom prst="rect">
+                      <a:avLst/>
+                    </a:prstGeom>
+                  </pic:spPr>
+                </pic:pic>
+              </a:graphicData>
+            </a:graphic>
+          </wp:inline>
+        </w:drawing>
+      </w:r>
+      <w:r>
+        <w:rPr>
+          <w:lang w:val="en-US"/>
+        </w:rPr>
+        <w:br/>
+      </w:r>
+    </w:p>
+    <w:p>
+      <w:pPr>
+        <w:rPr>
+          <w:b/>
+          <w:bCs/>
+          <w:lang w:val="en-US"/>
+        </w:rPr>
+      </w:pPr>
+      <w:r>
+        <w:rPr>
+          <w:b/>
+          <w:bCs/>
+          <w:lang w:val="en-US"/>
+        </w:rPr>
+        <w:lastRenderedPageBreak/>
+        <w:t>Higher-order component – Wrapper for component that allow to reuse logic</w:t>
+      </w:r>
+      <w:r>
+        <w:rPr>
+          <w:b/>
+          <w:bCs/>
+          <w:lang w:val="en-US"/>
+        </w:rPr>
+        <w:t>. For example we can have reusable logic that add toggle for component (any component we want) and reuses it accrose app.</w:t>
+      </w:r>
+    </w:p>
+    <w:p>
+      <w:pPr>
+        <w:rPr>
+          <w:b/>
+          <w:bCs/>
+          <w:lang w:val="en-US"/>
+        </w:rPr>
+      </w:pPr>
+      <w:r>
+        <w:rPr>
+          <w:b/>
+          <w:bCs/>
+          <w:lang w:val="en-US"/>
+        </w:rPr>
+        <w:drawing>
+          <wp:inline distT="0" distB="0" distL="0" distR="0" wp14:anchorId="4DCD05BE" wp14:editId="613D6192">
+            <wp:extent cx="5760720" cy="3857625"/>
+            <wp:effectExtent l="0" t="0" r="0" b="9525"/>
+            <wp:docPr id="1397075050" name="Obraz 1"/>
+            <wp:cNvGraphicFramePr>
+              <a:graphicFrameLocks xmlns:a="http://schemas.openxmlformats.org/drawingml/2006/main" noChangeAspect="1"/>
+            </wp:cNvGraphicFramePr>
+            <a:graphic xmlns:a="http://schemas.openxmlformats.org/drawingml/2006/main">
+              <a:graphicData uri="http://schemas.openxmlformats.org/drawingml/2006/picture">
+                <pic:pic xmlns:pic="http://schemas.openxmlformats.org/drawingml/2006/picture">
+                  <pic:nvPicPr>
+                    <pic:cNvPr id="1397075050" name=""/>
+                    <pic:cNvPicPr/>
+                  </pic:nvPicPr>
+                  <pic:blipFill>
+                    <a:blip r:embed="rId10"/>
+                    <a:stretch>
+                      <a:fillRect/>
+                    </a:stretch>
+                  </pic:blipFill>
+                  <pic:spPr>
+                    <a:xfrm>
+                      <a:off x="0" y="0"/>
+                      <a:ext cx="5760720" cy="3857625"/>
+                    </a:xfrm>
+                    <a:prstGeom prst="rect">
+                      <a:avLst/>
+                    </a:prstGeom>
+                  </pic:spPr>
+                </pic:pic>
+              </a:graphicData>
+            </a:graphic>
+          </wp:inline>
+        </w:drawing>
+      </w:r>
+    </w:p>
+    <w:p>
+      <w:pPr>
+        <w:rPr>
+          <w:b/>
+          <w:bCs/>
+          <w:lang w:val="en-US"/>
+        </w:rPr>
+      </w:pPr>
+    </w:p>
+    <w:p>
+      <w:pPr>
+        <w:rPr>
+          <w:lang w:val="en-US"/>
+        </w:rPr>
+      </w:pPr>
+      <w:r>
+        <w:rPr>
+          <w:b/>
+          <w:bCs/>
+          <w:lang w:val="en-US"/>
+        </w:rPr>
+        <w:t>Compund component –</w:t>
+      </w:r>
+      <w:r>
+        <w:rPr>
+          <w:lang w:val="en-US"/>
+        </w:rPr>
+        <w:t xml:space="preserve"> Allow to create reusable components with flexible props. For example button that want to have label or antoher that will have lale and icon. Independent labet position (left/right). Help create flexible components without props hell </w:t>
+      </w:r>
+    </w:p>
+    <w:p>
+      <w:pPr>
+        <w:rPr>
+          <w:lang w:val="en-US"/>
+        </w:rPr>
+      </w:pPr>
+    </w:p>
+    <w:p>
+      <w:pPr>
+        <w:rPr>
+          <w:lang w:val="en-US"/>
+        </w:rPr>
+      </w:pPr>
+    </w:p>
+    <w:p>
+      <w:pPr>
+        <w:rPr>
+          <w:lang w:val="en-US"/>
+        </w:rPr>
+      </w:pPr>
+      <w:r>
+        <w:rPr>
+          <w:lang w:val="en-US"/>
+        </w:rPr>
+        <w:lastRenderedPageBreak/>
+        <w:drawing>
+          <wp:inline distT="0" distB="0" distL="0" distR="0" wp14:anchorId="339CF01F" wp14:editId="6221DBE4">
+            <wp:extent cx="5760720" cy="4610100"/>
+            <wp:effectExtent l="0" t="0" r="0" b="0"/>
+            <wp:docPr id="846305517" name="Obraz 1"/>
+            <wp:cNvGraphicFramePr>
+              <a:graphicFrameLocks xmlns:a="http://schemas.openxmlformats.org/drawingml/2006/main" noChangeAspect="1"/>
+            </wp:cNvGraphicFramePr>
+            <a:graphic xmlns:a="http://schemas.openxmlformats.org/drawingml/2006/main">
+              <a:graphicData uri="http://schemas.openxmlformats.org/drawingml/2006/picture">
+                <pic:pic xmlns:pic="http://schemas.openxmlformats.org/drawingml/2006/picture">
+                  <pic:nvPicPr>
+                    <pic:cNvPr id="846305517" name=""/>
+                    <pic:cNvPicPr/>
+                  </pic:nvPicPr>
+                  <pic:blipFill>
+                    <a:blip r:embed="rId11"/>
+                    <a:stretch>
+                      <a:fillRect/>
+                    </a:stretch>
+                  </pic:blipFill>
+                  <pic:spPr>
+                    <a:xfrm>
+                      <a:off x="0" y="0"/>
+                      <a:ext cx="5760720" cy="4610100"/>
+                    </a:xfrm>
+                    <a:prstGeom prst="rect">
+                      <a:avLst/>
+                    </a:prstGeom>
+                  </pic:spPr>
+                </pic:pic>
+              </a:graphicData>
+            </a:graphic>
+          </wp:inline>
+        </w:drawing>
+      </w:r>
+    </w:p>
+    <w:p>
+      <w:pPr>
+        <w:rPr>
+          <w:lang w:val="en-US"/>
+        </w:rPr>
+      </w:pPr>
+    </w:p>
+    <w:p>
+      <w:pPr>
+        <w:rPr>
+          <w:lang w:val="en-US"/>
+        </w:rPr>
+      </w:pPr>
+      <w:r>
+        <w:rPr>
+          <w:lang w:val="en-US"/>
+        </w:rPr>
+        <w:drawing>
+          <wp:inline distT="0" distB="0" distL="0" distR="0" wp14:anchorId="465E3606" wp14:editId="27DD785A">
+            <wp:extent cx="5760720" cy="3552825"/>
+            <wp:effectExtent l="0" t="0" r="0" b="9525"/>
+            <wp:docPr id="2091046482" name="Obraz 1"/>
+            <wp:cNvGraphicFramePr>
+              <a:graphicFrameLocks xmlns:a="http://schemas.openxmlformats.org/drawingml/2006/main" noChangeAspect="1"/>
+            </wp:cNvGraphicFramePr>
+            <a:graphic xmlns:a="http://schemas.openxmlformats.org/drawingml/2006/main">
+              <a:graphicData uri="http://schemas.openxmlformats.org/drawingml/2006/picture">
+                <pic:pic xmlns:pic="http://schemas.openxmlformats.org/drawingml/2006/picture">
+                  <pic:nvPicPr>
+                    <pic:cNvPr id="2091046482" name=""/>
+                    <pic:cNvPicPr/>
+                  </pic:nvPicPr>
+                  <pic:blipFill>
+                    <a:blip r:embed="rId11"/>
+                    <a:stretch>
+                      <a:fillRect/>
+                    </a:stretch>
+                  </pic:blipFill>
+                  <pic:spPr>
+                    <a:xfrm>
+                      <a:off x="0" y="0"/>
+                      <a:ext cx="5760720" cy="3552825"/>
+                    </a:xfrm>
+                    <a:prstGeom prst="rect">
+                      <a:avLst/>
+                    </a:prstGeom>
+                  </pic:spPr>
+                </pic:pic>
+              </a:graphicData>
+            </a:graphic>
+          </wp:inline>
+        </w:drawing>
+      </w:r>
+    </w:p>
+    <w:p>
+      <w:pPr>
+        <w:rPr>
+          <w:lang w:val="en-US"/>
+        </w:rPr>
+      </w:pPr>
+      <w:r>
+        <w:rPr>
+          <w:b/>
+          <w:bCs/>
+          <w:lang w:val="en-US"/>
+        </w:rPr>
+        <w:lastRenderedPageBreak/>
+        <w:t xml:space="preserve">If you want to avoid cutting modal component (or different componenets) </w:t>
+      </w:r>
+      <w:r>
+        <w:rPr>
+          <w:lang w:val="en-US"/>
+        </w:rPr>
+        <w:t xml:space="preserve"> for example z-index or overflow you can use portal and assign your component to dom then I will render in top of the dom </w:t>
+      </w:r>
+    </w:p>
+    <w:p>
+      <w:pPr>
+        <w:rPr>
+          <w:lang w:val="en-US"/>
+        </w:rPr>
+      </w:pPr>
+      <w:r>
+        <w:rPr>
+          <w:lang w:val="en-US"/>
+        </w:rPr>
+        <w:drawing>
+          <wp:inline distT="0" distB="0" distL="0" distR="0" wp14:anchorId="3605D5FE" wp14:editId="18EF451F">
+            <wp:extent cx="5153744" cy="3258005"/>
+            <wp:effectExtent l="0" t="0" r="0" b="0"/>
+            <wp:docPr id="408013932" name="Obraz 1"/>
+            <wp:cNvGraphicFramePr>
+              <a:graphicFrameLocks xmlns:a="http://schemas.openxmlformats.org/drawingml/2006/main" noChangeAspect="1"/>
+            </wp:cNvGraphicFramePr>
+            <a:graphic xmlns:a="http://schemas.openxmlformats.org/drawingml/2006/main">
+              <a:graphicData uri="http://schemas.openxmlformats.org/drawingml/2006/picture">
+                <pic:pic xmlns:pic="http://schemas.openxmlformats.org/drawingml/2006/picture">
+                  <pic:nvPicPr>
+                    <pic:cNvPr id="408013932" name=""/>
+                    <pic:cNvPicPr/>
+                  </pic:nvPicPr>
+                  <pic:blipFill>
+                    <a:blip r:embed="rId12"/>
+                    <a:stretch>
+                      <a:fillRect/>
+                    </a:stretch>
+                  </pic:blipFill>
+                  <pic:spPr>
+                    <a:xfrm>
+                      <a:off x="0" y="0"/>
+                      <a:ext cx="5153744" cy="3258005"/>
+                    </a:xfrm>
+                    <a:prstGeom prst="rect">
+                      <a:avLst/>
+                    </a:prstGeom>
+                  </pic:spPr>
+                </pic:pic>
+              </a:graphicData>
+            </a:graphic>
+          </wp:inline>
+        </w:drawing>
       </w:r>
     </w:p>
     <w:sectPr>
@@ -1033,6 +1502,7 @@
   <w:style w:type="character" w:default="1" w:styleId="Domylnaczcionkaakapitu">
     <w:name w:val="Default Paragraph Font"/>
     <w:uiPriority w:val="1"/>
+    <w:semiHidden/>
     <w:unhideWhenUsed/>
   </w:style>
   <w:style w:type="table" w:default="1" w:styleId="Standardowy">

--- a/the-wild-oasis.docx
+++ b/the-wild-oasis.docx
@@ -494,6 +494,7 @@
       </w:pPr>
       <w:r>
         <w:rPr>
+          <w:noProof/>
           <w:lang w:val="en-US"/>
         </w:rPr>
         <w:drawing>
@@ -552,6 +553,7 @@
       </w:r>
       <w:r>
         <w:rPr>
+          <w:noProof/>
           <w:lang w:val="en-US"/>
         </w:rPr>
         <w:drawing>
@@ -635,6 +637,7 @@
         <w:rPr>
           <w:b/>
           <w:bCs/>
+          <w:noProof/>
           <w:lang w:val="en-US"/>
         </w:rPr>
         <w:drawing>
@@ -726,6 +729,7 @@
       </w:pPr>
       <w:r>
         <w:rPr>
+          <w:noProof/>
           <w:lang w:val="en-US"/>
         </w:rPr>
         <w:lastRenderedPageBreak/>
@@ -781,6 +785,7 @@
       </w:pPr>
       <w:r>
         <w:rPr>
+          <w:noProof/>
           <w:lang w:val="en-US"/>
         </w:rPr>
         <w:drawing>
@@ -850,6 +855,7 @@
       </w:pPr>
       <w:r>
         <w:rPr>
+          <w:noProof/>
           <w:lang w:val="en-US"/>
         </w:rPr>
         <w:drawing>
@@ -877,6 +883,206 @@
                     <a:xfrm>
                       <a:off x="0" y="0"/>
                       <a:ext cx="5153744" cy="3258005"/>
+                    </a:xfrm>
+                    <a:prstGeom prst="rect">
+                      <a:avLst/>
+                    </a:prstGeom>
+                  </pic:spPr>
+                </pic:pic>
+              </a:graphicData>
+            </a:graphic>
+          </wp:inline>
+        </w:drawing>
+      </w:r>
+    </w:p>
+    <w:p>
+      <w:pPr>
+        <w:rPr>
+          <w:lang w:val="en-US"/>
+        </w:rPr>
+      </w:pPr>
+      <w:r>
+        <w:rPr>
+          <w:lang w:val="en-US"/>
+        </w:rPr>
+        <w:t xml:space="preserve">If you want to create reusable components you can use </w:t>
+      </w:r>
+      <w:r>
+        <w:rPr>
+          <w:b/>
+          <w:bCs/>
+          <w:lang w:val="en-US"/>
+        </w:rPr>
+        <w:t>cloneelement</w:t>
+      </w:r>
+      <w:r>
+        <w:rPr>
+          <w:lang w:val="en-US"/>
+        </w:rPr>
+        <w:t xml:space="preserve"> nested function in react. It allows you to add behaviour to children for example you have attached button in &lt;Modal.Open&gt; &lt;/Modal.open&gt;  then you can create behaviour that clicking in button open your modal. </w:t>
+      </w:r>
+    </w:p>
+    <w:p>
+      <w:pPr>
+        <w:rPr>
+          <w:lang w:val="en-US"/>
+        </w:rPr>
+      </w:pPr>
+      <w:r>
+        <w:rPr>
+          <w:lang w:val="en-US"/>
+        </w:rPr>
+        <w:drawing>
+          <wp:inline distT="0" distB="0" distL="0" distR="0" wp14:anchorId="54BEDBB4" wp14:editId="16D8B817">
+            <wp:extent cx="5286376" cy="3314700"/>
+            <wp:effectExtent l="0" t="0" r="9525" b="0"/>
+            <wp:docPr id="1371013783" name="Obraz 1"/>
+            <wp:cNvGraphicFramePr>
+              <a:graphicFrameLocks xmlns:a="http://schemas.openxmlformats.org/drawingml/2006/main" noChangeAspect="1"/>
+            </wp:cNvGraphicFramePr>
+            <a:graphic xmlns:a="http://schemas.openxmlformats.org/drawingml/2006/main">
+              <a:graphicData uri="http://schemas.openxmlformats.org/drawingml/2006/picture">
+                <pic:pic xmlns:pic="http://schemas.openxmlformats.org/drawingml/2006/picture">
+                  <pic:nvPicPr>
+                    <pic:cNvPr id="1371013783" name=""/>
+                    <pic:cNvPicPr/>
+                  </pic:nvPicPr>
+                  <pic:blipFill>
+                    <a:blip r:embed="rId13"/>
+                    <a:stretch>
+                      <a:fillRect/>
+                    </a:stretch>
+                  </pic:blipFill>
+                  <pic:spPr>
+                    <a:xfrm>
+                      <a:off x="0" y="0"/>
+                      <a:ext cx="5287118" cy="3315165"/>
+                    </a:xfrm>
+                    <a:prstGeom prst="rect">
+                      <a:avLst/>
+                    </a:prstGeom>
+                  </pic:spPr>
+                </pic:pic>
+              </a:graphicData>
+            </a:graphic>
+          </wp:inline>
+        </w:drawing>
+      </w:r>
+      <w:r>
+        <w:rPr>
+          <w:lang w:val="en-US"/>
+        </w:rPr>
+        <w:t xml:space="preserve"> </w:t>
+      </w:r>
+    </w:p>
+    <w:p>
+      <w:pPr>
+        <w:rPr>
+          <w:lang w:val="en-US"/>
+        </w:rPr>
+      </w:pPr>
+    </w:p>
+    <w:p>
+      <w:pPr>
+        <w:rPr>
+          <w:lang w:val="en-US"/>
+        </w:rPr>
+      </w:pPr>
+      <w:r>
+        <w:rPr>
+          <w:lang w:val="en-US"/>
+        </w:rPr>
+        <w:lastRenderedPageBreak/>
+        <w:drawing>
+          <wp:inline distT="0" distB="0" distL="0" distR="0" wp14:anchorId="30CB2A5B" wp14:editId="7D24A053">
+            <wp:extent cx="4172532" cy="3600953"/>
+            <wp:effectExtent l="0" t="0" r="0" b="0"/>
+            <wp:docPr id="258956053" name="Obraz 1"/>
+            <wp:cNvGraphicFramePr>
+              <a:graphicFrameLocks xmlns:a="http://schemas.openxmlformats.org/drawingml/2006/main" noChangeAspect="1"/>
+            </wp:cNvGraphicFramePr>
+            <a:graphic xmlns:a="http://schemas.openxmlformats.org/drawingml/2006/main">
+              <a:graphicData uri="http://schemas.openxmlformats.org/drawingml/2006/picture">
+                <pic:pic xmlns:pic="http://schemas.openxmlformats.org/drawingml/2006/picture">
+                  <pic:nvPicPr>
+                    <pic:cNvPr id="258956053" name=""/>
+                    <pic:cNvPicPr/>
+                  </pic:nvPicPr>
+                  <pic:blipFill>
+                    <a:blip r:embed="rId14"/>
+                    <a:stretch>
+                      <a:fillRect/>
+                    </a:stretch>
+                  </pic:blipFill>
+                  <pic:spPr>
+                    <a:xfrm>
+                      <a:off x="0" y="0"/>
+                      <a:ext cx="4172532" cy="3600953"/>
+                    </a:xfrm>
+                    <a:prstGeom prst="rect">
+                      <a:avLst/>
+                    </a:prstGeom>
+                  </pic:spPr>
+                </pic:pic>
+              </a:graphicData>
+            </a:graphic>
+          </wp:inline>
+        </w:drawing>
+      </w:r>
+      <w:r>
+        <w:rPr>
+          <w:lang w:val="en-US"/>
+        </w:rPr>
+        <w:br/>
+      </w:r>
+      <w:r>
+        <w:rPr>
+          <w:lang w:val="en-US"/>
+        </w:rPr>
+        <w:br/>
+        <w:t xml:space="preserve">Neverthelless its not visible from modal perspective which can be confusing. Alternative for that is nesting child </w:t>
+      </w:r>
+      <w:r>
+        <w:rPr>
+          <w:lang w:val="en-US"/>
+        </w:rPr>
+        <w:t xml:space="preserve">with function </w:t>
+      </w:r>
+      <w:r>
+        <w:rPr>
+          <w:lang w:val="en-US"/>
+        </w:rPr>
+        <w:br/>
+      </w:r>
+      <w:r>
+        <w:rPr>
+          <w:lang w:val="en-US"/>
+        </w:rPr>
+        <w:drawing>
+          <wp:inline distT="0" distB="0" distL="0" distR="0" wp14:anchorId="3183E2F8" wp14:editId="52540BF7">
+            <wp:extent cx="5760720" cy="1050290"/>
+            <wp:effectExtent l="0" t="0" r="0" b="0"/>
+            <wp:docPr id="1329718402" name="Obraz 1"/>
+            <wp:cNvGraphicFramePr>
+              <a:graphicFrameLocks xmlns:a="http://schemas.openxmlformats.org/drawingml/2006/main" noChangeAspect="1"/>
+            </wp:cNvGraphicFramePr>
+            <a:graphic xmlns:a="http://schemas.openxmlformats.org/drawingml/2006/main">
+              <a:graphicData uri="http://schemas.openxmlformats.org/drawingml/2006/picture">
+                <pic:pic xmlns:pic="http://schemas.openxmlformats.org/drawingml/2006/picture">
+                  <pic:nvPicPr>
+                    <pic:cNvPr id="1329718402" name=""/>
+                    <pic:cNvPicPr/>
+                  </pic:nvPicPr>
+                  <pic:blipFill>
+                    <a:blip r:embed="rId15"/>
+                    <a:stretch>
+                      <a:fillRect/>
+                    </a:stretch>
+                  </pic:blipFill>
+                  <pic:spPr>
+                    <a:xfrm>
+                      <a:off x="0" y="0"/>
+                      <a:ext cx="5760720" cy="1050290"/>
                     </a:xfrm>
                     <a:prstGeom prst="rect">
                       <a:avLst/>

--- a/the-wild-oasis.docx
+++ b/the-wild-oasis.docx
@@ -930,6 +930,7 @@
       </w:pPr>
       <w:r>
         <w:rPr>
+          <w:noProof/>
           <w:lang w:val="en-US"/>
         </w:rPr>
         <w:drawing>
@@ -990,6 +991,7 @@
       </w:pPr>
       <w:r>
         <w:rPr>
+          <w:noProof/>
           <w:lang w:val="en-US"/>
         </w:rPr>
         <w:lastRenderedPageBreak/>
@@ -1056,6 +1058,7 @@
       </w:r>
       <w:r>
         <w:rPr>
+          <w:noProof/>
           <w:lang w:val="en-US"/>
         </w:rPr>
         <w:drawing>
@@ -1093,6 +1096,48 @@
             </a:graphic>
           </wp:inline>
         </w:drawing>
+      </w:r>
+    </w:p>
+    <w:p>
+      <w:pPr>
+        <w:rPr>
+          <w:lang w:val="en-US"/>
+        </w:rPr>
+      </w:pPr>
+    </w:p>
+    <w:p>
+      <w:pPr>
+        <w:rPr>
+          <w:lang w:val="en-US"/>
+        </w:rPr>
+      </w:pPr>
+      <w:r>
+        <w:rPr>
+          <w:lang w:val="en-US"/>
+        </w:rPr>
+        <w:t xml:space="preserve">One of the most popular chart library is </w:t>
+      </w:r>
+      <w:r>
+        <w:rPr>
+          <w:b/>
+          <w:bCs/>
+          <w:lang w:val="en-US"/>
+        </w:rPr>
+        <w:t>recharts</w:t>
+      </w:r>
+      <w:r>
+        <w:rPr>
+          <w:b/>
+          <w:bCs/>
+          <w:lang w:val="en-US"/>
+        </w:rPr>
+        <w:t xml:space="preserve">@2 </w:t>
+      </w:r>
+      <w:r>
+        <w:rPr>
+          <w:lang w:val="en-US"/>
+        </w:rPr>
+        <w:t>(version can be different)</w:t>
       </w:r>
     </w:p>
     <w:sectPr>
